--- a/DZ-10_отчёт_для_сдачи.docx
+++ b/DZ-10_отчёт_для_сдачи.docx
@@ -255,7 +255,7 @@
     </w:p>
     <w:p>
       <w:r>
-        <w:t>PNG положите в папку screenshots/ (имена — в screenshots/README.md), затем: python build_docx_dz10.py</w:t>
+        <w:t>Скриншоты из папки screenshots/ (python build_docx_dz10.py — отчёт и ПЗ).</w:t>
       </w:r>
     </w:p>
     <w:p>
@@ -268,10 +268,38 @@
     </w:p>
     <w:p>
       <w:r>
-        <w:rPr>
-          <w:i/>
-        </w:rPr>
-        <w:t>[Вставить скрин: screenshots/01-ui-3-success.png]</w:t>
+        <w:drawing>
+          <wp:inline xmlns:a="http://schemas.openxmlformats.org/drawingml/2006/main" xmlns:pic="http://schemas.openxmlformats.org/drawingml/2006/picture">
+            <wp:extent cx="5580000" cy="4261289"/>
+            <wp:docPr id="1" name="Picture 1"/>
+            <wp:cNvGraphicFramePr>
+              <a:graphicFrameLocks noChangeAspect="1"/>
+            </wp:cNvGraphicFramePr>
+            <a:graphic>
+              <a:graphicData uri="http://schemas.openxmlformats.org/drawingml/2006/picture">
+                <pic:pic>
+                  <pic:nvPicPr>
+                    <pic:cNvPr id="0" name="01-ui-3-success.png"/>
+                    <pic:cNvPicPr/>
+                  </pic:nvPicPr>
+                  <pic:blipFill>
+                    <a:blip r:embed="rId9"/>
+                    <a:stretch>
+                      <a:fillRect/>
+                    </a:stretch>
+                  </pic:blipFill>
+                  <pic:spPr>
+                    <a:xfrm>
+                      <a:off x="0" y="0"/>
+                      <a:ext cx="5580000" cy="4261289"/>
+                    </a:xfrm>
+                    <a:prstGeom prst="rect"/>
+                  </pic:spPr>
+                </pic:pic>
+              </a:graphicData>
+            </a:graphic>
+          </wp:inline>
+        </w:drawing>
       </w:r>
     </w:p>
     <w:p/>
@@ -285,10 +313,38 @@
     </w:p>
     <w:p>
       <w:r>
-        <w:rPr>
-          <w:i/>
-        </w:rPr>
-        <w:t>[Вставить скрин: screenshots/02-flower-tasks.png]</w:t>
+        <w:drawing>
+          <wp:inline xmlns:a="http://schemas.openxmlformats.org/drawingml/2006/main" xmlns:pic="http://schemas.openxmlformats.org/drawingml/2006/picture">
+            <wp:extent cx="5580000" cy="4190449"/>
+            <wp:docPr id="2" name="Picture 2"/>
+            <wp:cNvGraphicFramePr>
+              <a:graphicFrameLocks noChangeAspect="1"/>
+            </wp:cNvGraphicFramePr>
+            <a:graphic>
+              <a:graphicData uri="http://schemas.openxmlformats.org/drawingml/2006/picture">
+                <pic:pic>
+                  <pic:nvPicPr>
+                    <pic:cNvPr id="0" name="02-flower-tasks.png"/>
+                    <pic:cNvPicPr/>
+                  </pic:nvPicPr>
+                  <pic:blipFill>
+                    <a:blip r:embed="rId10"/>
+                    <a:stretch>
+                      <a:fillRect/>
+                    </a:stretch>
+                  </pic:blipFill>
+                  <pic:spPr>
+                    <a:xfrm>
+                      <a:off x="0" y="0"/>
+                      <a:ext cx="5580000" cy="4190449"/>
+                    </a:xfrm>
+                    <a:prstGeom prst="rect"/>
+                  </pic:spPr>
+                </pic:pic>
+              </a:graphicData>
+            </a:graphic>
+          </wp:inline>
+        </w:drawing>
       </w:r>
     </w:p>
     <w:p/>
@@ -302,10 +358,38 @@
     </w:p>
     <w:p>
       <w:r>
-        <w:rPr>
-          <w:i/>
-        </w:rPr>
-        <w:t>[Вставить скрин: screenshots/03-flower-3-workers.png]</w:t>
+        <w:drawing>
+          <wp:inline xmlns:a="http://schemas.openxmlformats.org/drawingml/2006/main" xmlns:pic="http://schemas.openxmlformats.org/drawingml/2006/picture">
+            <wp:extent cx="5580000" cy="3587143"/>
+            <wp:docPr id="3" name="Picture 3"/>
+            <wp:cNvGraphicFramePr>
+              <a:graphicFrameLocks noChangeAspect="1"/>
+            </wp:cNvGraphicFramePr>
+            <a:graphic>
+              <a:graphicData uri="http://schemas.openxmlformats.org/drawingml/2006/picture">
+                <pic:pic>
+                  <pic:nvPicPr>
+                    <pic:cNvPr id="0" name="03-flower-3-workers.png"/>
+                    <pic:cNvPicPr/>
+                  </pic:nvPicPr>
+                  <pic:blipFill>
+                    <a:blip r:embed="rId11"/>
+                    <a:stretch>
+                      <a:fillRect/>
+                    </a:stretch>
+                  </pic:blipFill>
+                  <pic:spPr>
+                    <a:xfrm>
+                      <a:off x="0" y="0"/>
+                      <a:ext cx="5580000" cy="3587143"/>
+                    </a:xfrm>
+                    <a:prstGeom prst="rect"/>
+                  </pic:spPr>
+                </pic:pic>
+              </a:graphicData>
+            </a:graphic>
+          </wp:inline>
+        </w:drawing>
       </w:r>
     </w:p>
     <w:p/>
@@ -319,10 +403,38 @@
     </w:p>
     <w:p>
       <w:r>
-        <w:rPr>
-          <w:i/>
-        </w:rPr>
-        <w:t>[Вставить скрин: screenshots/04-docker-compose.png]</w:t>
+        <w:drawing>
+          <wp:inline xmlns:a="http://schemas.openxmlformats.org/drawingml/2006/main" xmlns:pic="http://schemas.openxmlformats.org/drawingml/2006/picture">
+            <wp:extent cx="5580000" cy="3160547"/>
+            <wp:docPr id="4" name="Picture 4"/>
+            <wp:cNvGraphicFramePr>
+              <a:graphicFrameLocks noChangeAspect="1"/>
+            </wp:cNvGraphicFramePr>
+            <a:graphic>
+              <a:graphicData uri="http://schemas.openxmlformats.org/drawingml/2006/picture">
+                <pic:pic>
+                  <pic:nvPicPr>
+                    <pic:cNvPr id="0" name="04-docker-compose.png"/>
+                    <pic:cNvPicPr/>
+                  </pic:nvPicPr>
+                  <pic:blipFill>
+                    <a:blip r:embed="rId12"/>
+                    <a:stretch>
+                      <a:fillRect/>
+                    </a:stretch>
+                  </pic:blipFill>
+                  <pic:spPr>
+                    <a:xfrm>
+                      <a:off x="0" y="0"/>
+                      <a:ext cx="5580000" cy="3160547"/>
+                    </a:xfrm>
+                    <a:prstGeom prst="rect"/>
+                  </pic:spPr>
+                </pic:pic>
+              </a:graphicData>
+            </a:graphic>
+          </wp:inline>
+        </w:drawing>
       </w:r>
     </w:p>
     <w:p/>
@@ -336,10 +448,38 @@
     </w:p>
     <w:p>
       <w:r>
-        <w:rPr>
-          <w:i/>
-        </w:rPr>
-        <w:t>[Вставить скрин: screenshots/05-docker-desktop.png]</w:t>
+        <w:drawing>
+          <wp:inline xmlns:a="http://schemas.openxmlformats.org/drawingml/2006/main" xmlns:pic="http://schemas.openxmlformats.org/drawingml/2006/picture">
+            <wp:extent cx="5580000" cy="3171445"/>
+            <wp:docPr id="5" name="Picture 5"/>
+            <wp:cNvGraphicFramePr>
+              <a:graphicFrameLocks noChangeAspect="1"/>
+            </wp:cNvGraphicFramePr>
+            <a:graphic>
+              <a:graphicData uri="http://schemas.openxmlformats.org/drawingml/2006/picture">
+                <pic:pic>
+                  <pic:nvPicPr>
+                    <pic:cNvPr id="0" name="05-docker-desktop.png"/>
+                    <pic:cNvPicPr/>
+                  </pic:nvPicPr>
+                  <pic:blipFill>
+                    <a:blip r:embed="rId13"/>
+                    <a:stretch>
+                      <a:fillRect/>
+                    </a:stretch>
+                  </pic:blipFill>
+                  <pic:spPr>
+                    <a:xfrm>
+                      <a:off x="0" y="0"/>
+                      <a:ext cx="5580000" cy="3171445"/>
+                    </a:xfrm>
+                    <a:prstGeom prst="rect"/>
+                  </pic:spPr>
+                </pic:pic>
+              </a:graphicData>
+            </a:graphic>
+          </wp:inline>
+        </w:drawing>
       </w:r>
     </w:p>
     <w:p/>
@@ -353,10 +493,38 @@
     </w:p>
     <w:p>
       <w:r>
-        <w:rPr>
-          <w:i/>
-        </w:rPr>
-        <w:t>[Вставить скрин: screenshots/06-history-after-restart.png]</w:t>
+        <w:drawing>
+          <wp:inline xmlns:a="http://schemas.openxmlformats.org/drawingml/2006/main" xmlns:pic="http://schemas.openxmlformats.org/drawingml/2006/picture">
+            <wp:extent cx="5580000" cy="4223145"/>
+            <wp:docPr id="6" name="Picture 6"/>
+            <wp:cNvGraphicFramePr>
+              <a:graphicFrameLocks noChangeAspect="1"/>
+            </wp:cNvGraphicFramePr>
+            <a:graphic>
+              <a:graphicData uri="http://schemas.openxmlformats.org/drawingml/2006/picture">
+                <pic:pic>
+                  <pic:nvPicPr>
+                    <pic:cNvPr id="0" name="06-history-after-restart.png"/>
+                    <pic:cNvPicPr/>
+                  </pic:nvPicPr>
+                  <pic:blipFill>
+                    <a:blip r:embed="rId14"/>
+                    <a:stretch>
+                      <a:fillRect/>
+                    </a:stretch>
+                  </pic:blipFill>
+                  <pic:spPr>
+                    <a:xfrm>
+                      <a:off x="0" y="0"/>
+                      <a:ext cx="5580000" cy="4223145"/>
+                    </a:xfrm>
+                    <a:prstGeom prst="rect"/>
+                  </pic:spPr>
+                </pic:pic>
+              </a:graphicData>
+            </a:graphic>
+          </wp:inline>
+        </w:drawing>
       </w:r>
     </w:p>
     <w:p/>
@@ -370,10 +538,38 @@
     </w:p>
     <w:p>
       <w:r>
-        <w:rPr>
-          <w:i/>
-        </w:rPr>
-        <w:t>[Вставить скрин: screenshots/07-swagger-history.png]</w:t>
+        <w:drawing>
+          <wp:inline xmlns:a="http://schemas.openxmlformats.org/drawingml/2006/main" xmlns:pic="http://schemas.openxmlformats.org/drawingml/2006/picture">
+            <wp:extent cx="5580000" cy="4217695"/>
+            <wp:docPr id="7" name="Picture 7"/>
+            <wp:cNvGraphicFramePr>
+              <a:graphicFrameLocks noChangeAspect="1"/>
+            </wp:cNvGraphicFramePr>
+            <a:graphic>
+              <a:graphicData uri="http://schemas.openxmlformats.org/drawingml/2006/picture">
+                <pic:pic>
+                  <pic:nvPicPr>
+                    <pic:cNvPr id="0" name="07-swagger-history.png"/>
+                    <pic:cNvPicPr/>
+                  </pic:nvPicPr>
+                  <pic:blipFill>
+                    <a:blip r:embed="rId15"/>
+                    <a:stretch>
+                      <a:fillRect/>
+                    </a:stretch>
+                  </pic:blipFill>
+                  <pic:spPr>
+                    <a:xfrm>
+                      <a:off x="0" y="0"/>
+                      <a:ext cx="5580000" cy="4217695"/>
+                    </a:xfrm>
+                    <a:prstGeom prst="rect"/>
+                  </pic:spPr>
+                </pic:pic>
+              </a:graphicData>
+            </a:graphic>
+          </wp:inline>
+        </w:drawing>
       </w:r>
     </w:p>
     <w:p/>
@@ -455,7 +651,7 @@
           </w:tcPr>
           <w:p>
             <w:r>
-              <w:t>☐</w:t>
+              <w:t>✅</w:t>
             </w:r>
           </w:p>
         </w:tc>
@@ -487,7 +683,7 @@
           </w:tcPr>
           <w:p>
             <w:r>
-              <w:t>☐</w:t>
+              <w:t>✅</w:t>
             </w:r>
           </w:p>
         </w:tc>
@@ -519,7 +715,7 @@
           </w:tcPr>
           <w:p>
             <w:r>
-              <w:t>☐</w:t>
+              <w:t>✅</w:t>
             </w:r>
           </w:p>
         </w:tc>
@@ -551,7 +747,7 @@
           </w:tcPr>
           <w:p>
             <w:r>
-              <w:t>☐</w:t>
+              <w:t>✅</w:t>
             </w:r>
           </w:p>
         </w:tc>
@@ -583,7 +779,7 @@
           </w:tcPr>
           <w:p>
             <w:r>
-              <w:t>☐</w:t>
+              <w:t>✅</w:t>
             </w:r>
           </w:p>
         </w:tc>
@@ -615,7 +811,7 @@
           </w:tcPr>
           <w:p>
             <w:r>
-              <w:t>☐</w:t>
+              <w:t>✅</w:t>
             </w:r>
           </w:p>
         </w:tc>
@@ -647,7 +843,7 @@
           </w:tcPr>
           <w:p>
             <w:r>
-              <w:t>☐</w:t>
+              <w:t>✅</w:t>
             </w:r>
           </w:p>
         </w:tc>
@@ -843,7 +1039,7 @@
           </w:tcPr>
           <w:p>
             <w:r>
-              <w:t>☐</w:t>
+              <w:t>✅</w:t>
             </w:r>
           </w:p>
         </w:tc>
@@ -860,7 +1056,7 @@
     </w:p>
     <w:p>
       <w:r>
-        <w:t>Lite: FastAPI + Celery + Redis + Docker. Whisper через OpenAI API. Лимит 25 МБ учтён. Flower на том же образе, что worker. История задач в SQLite переживает docker compose down. План развития: EDU + CRM — TODO_ROADMAP.md.</w:t>
+        <w:t>Lite: FastAPI + Celery + Redis + Docker. Whisper через OpenAI API. Лимит 25 МБ учтён. Flower на том же образе, что worker. История задач в SQLite переживает docker compose down. Кэш по хешу — повторный файл без OpenAI. План развития: EDU + CRM — TODO_ROADMAP.md.</w:t>
       </w:r>
     </w:p>
     <w:sectPr>

--- a/DZ-10_отчёт_для_сдачи.docx
+++ b/DZ-10_отчёт_для_сдачи.docx
@@ -85,7 +85,7 @@
         <w:t xml:space="preserve">Дата: </w:t>
       </w:r>
       <w:r>
-        <w:t>2026 · готово к сдаче</w:t>
+        <w:t>09.06.2026 · готово к сдаче</w:t>
       </w:r>
     </w:p>
     <w:p/>
@@ -308,7 +308,7 @@
         <w:rPr>
           <w:b/>
         </w:rPr>
-        <w:t>Рис. 2. Flower — мониторинг, Succeeded: 3</w:t>
+        <w:t>Рис. 2. Flower — Workers, Succeeded: 3</w:t>
       </w:r>
     </w:p>
     <w:p>
